--- a/data/revised_2026-10_full/outputs/v2/Chemistry/SS1.5_Periodicity/Chemistry_Periodicity_CBE_LessonSequence.docx
+++ b/data/revised_2026-10_full/outputs/v2/Chemistry/SS1.5_Periodicity/Chemistry_Periodicity_CBE_LessonSequence.docx
@@ -2358,7 +2358,7 @@
         </w:rPr>
         <w:t xml:space="preserve">© 2026 SeaVuria and ARES. This work is licensed under a </w:t>
       </w:r>
-      <w:hyperlink w:history="1" r:id="rIdlzwcnqt20s2evuxssywlm">
+      <w:hyperlink w:history="1" r:id="rIdwr7dsg73lwbbsndhlwenm">
         <w:r>
           <w:rPr>
             <w:rFonts w:ascii="Arial" w:cs="Arial" w:eastAsia="Arial" w:hAnsi="Arial"/>
@@ -2378,7 +2378,7 @@
         </w:rPr>
         <w:t xml:space="preserve"> (</w:t>
       </w:r>
-      <w:hyperlink w:history="1" r:id="rIdmgnpgqet6swq8bhjmmn03">
+      <w:hyperlink w:history="1" r:id="rIdsmpamj1clk0dojvhiu37i">
         <w:r>
           <w:rPr>
             <w:rFonts w:ascii="Arial" w:cs="Arial" w:eastAsia="Arial" w:hAnsi="Arial"/>
@@ -2398,7 +2398,7 @@
         </w:rPr>
         <w:t xml:space="preserve">). To view a copy of this license, visit </w:t>
       </w:r>
-      <w:hyperlink w:history="1" r:id="rIdzcq-u0e5j-xix5wyvala1">
+      <w:hyperlink w:history="1" r:id="rIdqfhoxvrpdm3ay-m2vmyyv">
         <w:r>
           <w:rPr>
             <w:rFonts w:ascii="Arial" w:cs="Arial" w:eastAsia="Arial" w:hAnsi="Arial"/>
@@ -3437,7 +3437,7 @@
             <w:pPr>
               <w:spacing w:after="20" w:before="0"/>
             </w:pPr>
-            <w:hyperlink w:history="1" r:id="rIddoxpgm5fald_13qmhdj9u">
+            <w:hyperlink w:history="1" r:id="rIdzwmqdxw7ylcfk8yrp3tkm">
               <w:r>
                 <w:rPr>
                   <w:rFonts w:ascii="Arial" w:cs="Arial" w:eastAsia="Arial" w:hAnsi="Arial"/>
@@ -3470,7 +3470,7 @@
               <w:spacing w:after="10" w:before="0"/>
               <w:ind w:left="120"/>
             </w:pPr>
-            <w:hyperlink w:history="1" r:id="rIdm2p6qgaezpoyt9o5t71lf">
+            <w:hyperlink w:history="1" r:id="rIdddnmgpnarayremvambblx">
               <w:r>
                 <w:rPr>
                   <w:rFonts w:ascii="Arial" w:cs="Arial" w:eastAsia="Arial" w:hAnsi="Arial"/>
@@ -3515,7 +3515,7 @@
             <w:pPr>
               <w:spacing w:after="20" w:before="0"/>
             </w:pPr>
-            <w:hyperlink w:history="1" r:id="rIdmp5pydkhfrspq2-g5fnk0">
+            <w:hyperlink w:history="1" r:id="rIdrjutlxng_-n8q7mioquwu">
               <w:r>
                 <w:rPr>
                   <w:rFonts w:ascii="Arial" w:cs="Arial" w:eastAsia="Arial" w:hAnsi="Arial"/>
@@ -3548,7 +3548,7 @@
               <w:spacing w:after="10" w:before="0"/>
               <w:ind w:left="120"/>
             </w:pPr>
-            <w:hyperlink w:history="1" r:id="rIdjviwdw2gi_eopcrj7fipt">
+            <w:hyperlink w:history="1" r:id="rIdv4qrjoa-feulckjbhyuey">
               <w:r>
                 <w:rPr>
                   <w:rFonts w:ascii="Arial" w:cs="Arial" w:eastAsia="Arial" w:hAnsi="Arial"/>
@@ -3748,7 +3748,7 @@
             <w:pPr>
               <w:spacing w:after="20" w:before="0"/>
             </w:pPr>
-            <w:hyperlink w:history="1" r:id="rIdayj7t9ckx29ghtgnibads">
+            <w:hyperlink w:history="1" r:id="rIdpuruyev5zpomjt5iq8j5-">
               <w:r>
                 <w:rPr>
                   <w:rFonts w:ascii="Arial" w:cs="Arial" w:eastAsia="Arial" w:hAnsi="Arial"/>
@@ -3781,7 +3781,7 @@
               <w:spacing w:after="10" w:before="0"/>
               <w:ind w:left="120"/>
             </w:pPr>
-            <w:hyperlink w:history="1" r:id="rIdxflym-c4jbfcq6na-yyfp">
+            <w:hyperlink w:history="1" r:id="rIdody-jthtv9mi5wirp_ueo">
               <w:r>
                 <w:rPr>
                   <w:rFonts w:ascii="Arial" w:cs="Arial" w:eastAsia="Arial" w:hAnsi="Arial"/>
@@ -3826,7 +3826,7 @@
             <w:pPr>
               <w:spacing w:after="20" w:before="0"/>
             </w:pPr>
-            <w:hyperlink w:history="1" r:id="rIdn09zlr--7byjysxl3zvis">
+            <w:hyperlink w:history="1" r:id="rId_gtdrbxs5xuqpydujzhhj">
               <w:r>
                 <w:rPr>
                   <w:rFonts w:ascii="Arial" w:cs="Arial" w:eastAsia="Arial" w:hAnsi="Arial"/>
@@ -3859,7 +3859,7 @@
               <w:spacing w:after="10" w:before="0"/>
               <w:ind w:left="120"/>
             </w:pPr>
-            <w:hyperlink w:history="1" r:id="rId4ac3hliyu9qgmghuf3avn">
+            <w:hyperlink w:history="1" r:id="rIdsn6dqtbutt1lm_udqnaik">
               <w:r>
                 <w:rPr>
                   <w:rFonts w:ascii="Arial" w:cs="Arial" w:eastAsia="Arial" w:hAnsi="Arial"/>
@@ -4059,7 +4059,7 @@
             <w:pPr>
               <w:spacing w:after="20" w:before="0"/>
             </w:pPr>
-            <w:hyperlink w:history="1" r:id="rIdpnumvt5da38okonx9mjjd">
+            <w:hyperlink w:history="1" r:id="rIdtlyfg8gh3p20ieglji5qf">
               <w:r>
                 <w:rPr>
                   <w:rFonts w:ascii="Arial" w:cs="Arial" w:eastAsia="Arial" w:hAnsi="Arial"/>
@@ -4108,7 +4108,7 @@
               <w:spacing w:after="10" w:before="0"/>
               <w:ind w:left="120"/>
             </w:pPr>
-            <w:hyperlink w:history="1" r:id="rIdxc37bp36u0zf0oihhvwis">
+            <w:hyperlink w:history="1" r:id="rIdh86jsi4ujmbxqjefwjvew">
               <w:r>
                 <w:rPr>
                   <w:rFonts w:ascii="Arial" w:cs="Arial" w:eastAsia="Arial" w:hAnsi="Arial"/>
@@ -4153,7 +4153,7 @@
             <w:pPr>
               <w:spacing w:after="20" w:before="0"/>
             </w:pPr>
-            <w:hyperlink w:history="1" r:id="rIdvl3w0ch-vskscd11ab5ku">
+            <w:hyperlink w:history="1" r:id="rIdqnio3y44npjoggasmngkd">
               <w:r>
                 <w:rPr>
                   <w:rFonts w:ascii="Arial" w:cs="Arial" w:eastAsia="Arial" w:hAnsi="Arial"/>
@@ -4186,7 +4186,7 @@
               <w:spacing w:after="10" w:before="0"/>
               <w:ind w:left="120"/>
             </w:pPr>
-            <w:hyperlink w:history="1" r:id="rIdfhhg3fw33hmyxfuyf7i2c">
+            <w:hyperlink w:history="1" r:id="rId79f7wzernlqr5pz7ssh5l">
               <w:r>
                 <w:rPr>
                   <w:rFonts w:ascii="Arial" w:cs="Arial" w:eastAsia="Arial" w:hAnsi="Arial"/>
@@ -4386,7 +4386,7 @@
             <w:pPr>
               <w:spacing w:after="20" w:before="0"/>
             </w:pPr>
-            <w:hyperlink w:history="1" r:id="rId1pibonkvgbfouvdfdfrtx">
+            <w:hyperlink w:history="1" r:id="rIdfhv-6hnsvt55pddspsu3z">
               <w:r>
                 <w:rPr>
                   <w:rFonts w:ascii="Arial" w:cs="Arial" w:eastAsia="Arial" w:hAnsi="Arial"/>
@@ -4435,7 +4435,7 @@
               <w:spacing w:after="10" w:before="0"/>
               <w:ind w:left="120"/>
             </w:pPr>
-            <w:hyperlink w:history="1" r:id="rIdym1ujqq4wphbxusnceo3d">
+            <w:hyperlink w:history="1" r:id="rIdtjygu1gwpjikn7rpruzcy">
               <w:r>
                 <w:rPr>
                   <w:rFonts w:ascii="Arial" w:cs="Arial" w:eastAsia="Arial" w:hAnsi="Arial"/>
@@ -4480,7 +4480,7 @@
             <w:pPr>
               <w:spacing w:after="20" w:before="0"/>
             </w:pPr>
-            <w:hyperlink w:history="1" r:id="rIdp_-vlzebawxa2owts6mj7">
+            <w:hyperlink w:history="1" r:id="rIduup4du0aguud7dned4_e3">
               <w:r>
                 <w:rPr>
                   <w:rFonts w:ascii="Arial" w:cs="Arial" w:eastAsia="Arial" w:hAnsi="Arial"/>
@@ -4513,7 +4513,7 @@
               <w:spacing w:after="10" w:before="0"/>
               <w:ind w:left="120"/>
             </w:pPr>
-            <w:hyperlink w:history="1" r:id="rId4gkr36pdwqq3m6oxe4lab">
+            <w:hyperlink w:history="1" r:id="rIdmw5jw206krkvvmcqxztb_">
               <w:r>
                 <w:rPr>
                   <w:rFonts w:ascii="Arial" w:cs="Arial" w:eastAsia="Arial" w:hAnsi="Arial"/>
@@ -4713,7 +4713,7 @@
             <w:pPr>
               <w:spacing w:after="20" w:before="0"/>
             </w:pPr>
-            <w:hyperlink w:history="1" r:id="rIdf4p2tis7kstniij4epxjo">
+            <w:hyperlink w:history="1" r:id="rIdp_rdv4oshlf9nc9x7k7f0">
               <w:r>
                 <w:rPr>
                   <w:rFonts w:ascii="Arial" w:cs="Arial" w:eastAsia="Arial" w:hAnsi="Arial"/>
@@ -4762,7 +4762,7 @@
               <w:spacing w:after="10" w:before="0"/>
               <w:ind w:left="120"/>
             </w:pPr>
-            <w:hyperlink w:history="1" r:id="rIdbuotawx1v40g18storjnu">
+            <w:hyperlink w:history="1" r:id="rIdojltvgdbeot7axan1y8e4">
               <w:r>
                 <w:rPr>
                   <w:rFonts w:ascii="Arial" w:cs="Arial" w:eastAsia="Arial" w:hAnsi="Arial"/>
@@ -4807,7 +4807,7 @@
             <w:pPr>
               <w:spacing w:after="20" w:before="0"/>
             </w:pPr>
-            <w:hyperlink w:history="1" r:id="rIdkxn7js54jlj52ihoqxskg">
+            <w:hyperlink w:history="1" r:id="rIdxbuoaqam_hweoq9gs_gd4">
               <w:r>
                 <w:rPr>
                   <w:rFonts w:ascii="Arial" w:cs="Arial" w:eastAsia="Arial" w:hAnsi="Arial"/>
@@ -4856,7 +4856,7 @@
               <w:spacing w:after="10" w:before="0"/>
               <w:ind w:left="120"/>
             </w:pPr>
-            <w:hyperlink w:history="1" r:id="rIdgmn1vduzaj4zjf1i-cucw">
+            <w:hyperlink w:history="1" r:id="rIdqfyqntopzfwsj1fleik40">
               <w:r>
                 <w:rPr>
                   <w:rFonts w:ascii="Arial" w:cs="Arial" w:eastAsia="Arial" w:hAnsi="Arial"/>
@@ -5381,7 +5381,7 @@
         </w:rPr>
         <w:t xml:space="preserve">© 2026 SeaVuria and ARES. Aligned with KICD objectives. Developed by SeaVuria; technical implementation by ARES (with AI assistance from Claude). Licensed under </w:t>
       </w:r>
-      <w:hyperlink w:history="1" r:id="rIdi8txbmnf_a-esxco7u_b4">
+      <w:hyperlink w:history="1" r:id="rIdugxwi9u1e-xpcudjwvswr">
         <w:r>
           <w:rPr>
             <w:rFonts w:ascii="Arial" w:cs="Arial" w:eastAsia="Arial" w:hAnsi="Arial"/>
@@ -5402,7 +5402,7 @@
         </w:rPr>
         <w:t xml:space="preserve"> (</w:t>
       </w:r>
-      <w:hyperlink w:history="1" r:id="rIdctfw0vqk_ts_bqvqbu0k5">
+      <w:hyperlink w:history="1" r:id="rIdewuzozfepfjvaxr4-1nqa">
         <w:r>
           <w:rPr>
             <w:rFonts w:ascii="Arial" w:cs="Arial" w:eastAsia="Arial" w:hAnsi="Arial"/>
@@ -6442,7 +6442,7 @@
             <w:pPr>
               <w:spacing w:after="20" w:before="0"/>
             </w:pPr>
-            <w:hyperlink w:history="1" r:id="rIdtsqxhpi-xbl94x6olftg-">
+            <w:hyperlink w:history="1" r:id="rIdv1rsnlcfdkzicm5vin7ph">
               <w:r>
                 <w:rPr>
                   <w:rFonts w:ascii="Arial" w:cs="Arial" w:eastAsia="Arial" w:hAnsi="Arial"/>
@@ -6475,7 +6475,7 @@
               <w:spacing w:after="10" w:before="0"/>
               <w:ind w:left="120"/>
             </w:pPr>
-            <w:hyperlink w:history="1" r:id="rIdduraxrocgmmpzbkznzd3m">
+            <w:hyperlink w:history="1" r:id="rIdhtugxzxr6zrf3_c3xsbju">
               <w:r>
                 <w:rPr>
                   <w:rFonts w:ascii="Arial" w:cs="Arial" w:eastAsia="Arial" w:hAnsi="Arial"/>
@@ -6520,7 +6520,7 @@
             <w:pPr>
               <w:spacing w:after="20" w:before="0"/>
             </w:pPr>
-            <w:hyperlink w:history="1" r:id="rId3u12osu0exsrlxihzdvta">
+            <w:hyperlink w:history="1" r:id="rIdeynasrrokbfcpzk4dkm4v">
               <w:r>
                 <w:rPr>
                   <w:rFonts w:ascii="Arial" w:cs="Arial" w:eastAsia="Arial" w:hAnsi="Arial"/>
@@ -6553,7 +6553,7 @@
               <w:spacing w:after="10" w:before="0"/>
               <w:ind w:left="120"/>
             </w:pPr>
-            <w:hyperlink w:history="1" r:id="rIdmor1jom8ba3b-ly2vfw9n">
+            <w:hyperlink w:history="1" r:id="rIdzmjjlkjxblr3jhdn9-jbv">
               <w:r>
                 <w:rPr>
                   <w:rFonts w:ascii="Arial" w:cs="Arial" w:eastAsia="Arial" w:hAnsi="Arial"/>
@@ -6753,7 +6753,7 @@
             <w:pPr>
               <w:spacing w:after="20" w:before="0"/>
             </w:pPr>
-            <w:hyperlink w:history="1" r:id="rId3x8qweqk5pgppe-4l6k0i">
+            <w:hyperlink w:history="1" r:id="rIdx8vfg49s55xtqmsnotloz">
               <w:r>
                 <w:rPr>
                   <w:rFonts w:ascii="Arial" w:cs="Arial" w:eastAsia="Arial" w:hAnsi="Arial"/>
@@ -6786,7 +6786,7 @@
               <w:spacing w:after="10" w:before="0"/>
               <w:ind w:left="120"/>
             </w:pPr>
-            <w:hyperlink w:history="1" r:id="rIdicjaxxt719erwtw-ftayj">
+            <w:hyperlink w:history="1" r:id="rIdz56gizy9ae2wbvpssdme1">
               <w:r>
                 <w:rPr>
                   <w:rFonts w:ascii="Arial" w:cs="Arial" w:eastAsia="Arial" w:hAnsi="Arial"/>
@@ -6831,7 +6831,7 @@
             <w:pPr>
               <w:spacing w:after="20" w:before="0"/>
             </w:pPr>
-            <w:hyperlink w:history="1" r:id="rId8usdcz6w8wey23hfwckea">
+            <w:hyperlink w:history="1" r:id="rIdbfkhdhriezf9lgbhh47fl">
               <w:r>
                 <w:rPr>
                   <w:rFonts w:ascii="Arial" w:cs="Arial" w:eastAsia="Arial" w:hAnsi="Arial"/>
@@ -6864,7 +6864,7 @@
               <w:spacing w:after="10" w:before="0"/>
               <w:ind w:left="120"/>
             </w:pPr>
-            <w:hyperlink w:history="1" r:id="rId-utuagnakcot2n6qqhlca">
+            <w:hyperlink w:history="1" r:id="rIdv6ix291ljkxydd9b3tcnf">
               <w:r>
                 <w:rPr>
                   <w:rFonts w:ascii="Arial" w:cs="Arial" w:eastAsia="Arial" w:hAnsi="Arial"/>
@@ -7064,7 +7064,7 @@
             <w:pPr>
               <w:spacing w:after="20" w:before="0"/>
             </w:pPr>
-            <w:hyperlink w:history="1" r:id="rIdktpgkg8jlsf9-8eegmmd9">
+            <w:hyperlink w:history="1" r:id="rIdixwkcc37_lu2veqz_s4mk">
               <w:r>
                 <w:rPr>
                   <w:rFonts w:ascii="Arial" w:cs="Arial" w:eastAsia="Arial" w:hAnsi="Arial"/>
@@ -7097,7 +7097,7 @@
               <w:spacing w:after="10" w:before="0"/>
               <w:ind w:left="120"/>
             </w:pPr>
-            <w:hyperlink w:history="1" r:id="rIdiuwmfm4w_ao_zh5asbatc">
+            <w:hyperlink w:history="1" r:id="rIdnkkvdetzd3uuc664yr2q2">
               <w:r>
                 <w:rPr>
                   <w:rFonts w:ascii="Arial" w:cs="Arial" w:eastAsia="Arial" w:hAnsi="Arial"/>
@@ -7142,7 +7142,7 @@
             <w:pPr>
               <w:spacing w:after="20" w:before="0"/>
             </w:pPr>
-            <w:hyperlink w:history="1" r:id="rIdw-fx3yqxddjlgbj-o65rq">
+            <w:hyperlink w:history="1" r:id="rIdznmfl0t66dsbgfz_jtgod">
               <w:r>
                 <w:rPr>
                   <w:rFonts w:ascii="Arial" w:cs="Arial" w:eastAsia="Arial" w:hAnsi="Arial"/>
@@ -7175,7 +7175,7 @@
               <w:spacing w:after="10" w:before="0"/>
               <w:ind w:left="120"/>
             </w:pPr>
-            <w:hyperlink w:history="1" r:id="rIdtkbfa_gcr8yfx6w-l4gib">
+            <w:hyperlink w:history="1" r:id="rIdf9xfee04iqplw5cwtectj">
               <w:r>
                 <w:rPr>
                   <w:rFonts w:ascii="Arial" w:cs="Arial" w:eastAsia="Arial" w:hAnsi="Arial"/>
@@ -7375,7 +7375,7 @@
             <w:pPr>
               <w:spacing w:after="20" w:before="0"/>
             </w:pPr>
-            <w:hyperlink w:history="1" r:id="rId80roimana65umdcfnzmz1">
+            <w:hyperlink w:history="1" r:id="rId_phbgimixaod7c4qgodgn">
               <w:r>
                 <w:rPr>
                   <w:rFonts w:ascii="Arial" w:cs="Arial" w:eastAsia="Arial" w:hAnsi="Arial"/>
@@ -7408,7 +7408,7 @@
               <w:spacing w:after="10" w:before="0"/>
               <w:ind w:left="120"/>
             </w:pPr>
-            <w:hyperlink w:history="1" r:id="rIdjppskqmr89kqyxe0j4cpf">
+            <w:hyperlink w:history="1" r:id="rId1m2jzelayq_0pc8xat9ic">
               <w:r>
                 <w:rPr>
                   <w:rFonts w:ascii="Arial" w:cs="Arial" w:eastAsia="Arial" w:hAnsi="Arial"/>
@@ -7453,7 +7453,7 @@
             <w:pPr>
               <w:spacing w:after="20" w:before="0"/>
             </w:pPr>
-            <w:hyperlink w:history="1" r:id="rId6dowf3-_bmsknoyfk_h3z">
+            <w:hyperlink w:history="1" r:id="rIdca4vrlwi4inycs5os-xom">
               <w:r>
                 <w:rPr>
                   <w:rFonts w:ascii="Arial" w:cs="Arial" w:eastAsia="Arial" w:hAnsi="Arial"/>
@@ -7486,7 +7486,7 @@
               <w:spacing w:after="10" w:before="0"/>
               <w:ind w:left="120"/>
             </w:pPr>
-            <w:hyperlink w:history="1" r:id="rIdkceojygg8o-pu0lv12kbn">
+            <w:hyperlink w:history="1" r:id="rId2b1xuetdlwksyfrikmbb5">
               <w:r>
                 <w:rPr>
                   <w:rFonts w:ascii="Arial" w:cs="Arial" w:eastAsia="Arial" w:hAnsi="Arial"/>
@@ -7686,7 +7686,7 @@
             <w:pPr>
               <w:spacing w:after="20" w:before="0"/>
             </w:pPr>
-            <w:hyperlink w:history="1" r:id="rIdcjx8sgxj50v7vd4qfpmjc">
+            <w:hyperlink w:history="1" r:id="rIdp6voenwt9minezqukcx_e">
               <w:r>
                 <w:rPr>
                   <w:rFonts w:ascii="Arial" w:cs="Arial" w:eastAsia="Arial" w:hAnsi="Arial"/>
@@ -7719,7 +7719,7 @@
               <w:spacing w:after="10" w:before="0"/>
               <w:ind w:left="120"/>
             </w:pPr>
-            <w:hyperlink w:history="1" r:id="rIdsssrd5tbya3xsga8hzjux">
+            <w:hyperlink w:history="1" r:id="rIdt4kx0ktre0esp_zgmo3ux">
               <w:r>
                 <w:rPr>
                   <w:rFonts w:ascii="Arial" w:cs="Arial" w:eastAsia="Arial" w:hAnsi="Arial"/>
@@ -7764,7 +7764,7 @@
             <w:pPr>
               <w:spacing w:after="20" w:before="0"/>
             </w:pPr>
-            <w:hyperlink w:history="1" r:id="rIdwug42juc35d-t7dcyuy99">
+            <w:hyperlink w:history="1" r:id="rId2vxzq8mzpu9qxyvxi3lba">
               <w:r>
                 <w:rPr>
                   <w:rFonts w:ascii="Arial" w:cs="Arial" w:eastAsia="Arial" w:hAnsi="Arial"/>
@@ -7797,7 +7797,7 @@
               <w:spacing w:after="10" w:before="0"/>
               <w:ind w:left="120"/>
             </w:pPr>
-            <w:hyperlink w:history="1" r:id="rIdmokibqps0kivwd19koy05">
+            <w:hyperlink w:history="1" r:id="rIddudwgp0bpyb5fwudbc4rm">
               <w:r>
                 <w:rPr>
                   <w:rFonts w:ascii="Arial" w:cs="Arial" w:eastAsia="Arial" w:hAnsi="Arial"/>
@@ -8322,7 +8322,7 @@
         </w:rPr>
         <w:t xml:space="preserve">© 2026 SeaVuria and ARES. Aligned with KICD objectives. Developed by SeaVuria; technical implementation by ARES (with AI assistance from Claude). Licensed under </w:t>
       </w:r>
-      <w:hyperlink w:history="1" r:id="rIdb2z0lscmcpkpv4_hedkas">
+      <w:hyperlink w:history="1" r:id="rIdux7law3lgpbmyrrpnmrlt">
         <w:r>
           <w:rPr>
             <w:rFonts w:ascii="Arial" w:cs="Arial" w:eastAsia="Arial" w:hAnsi="Arial"/>
@@ -8343,7 +8343,7 @@
         </w:rPr>
         <w:t xml:space="preserve"> (</w:t>
       </w:r>
-      <w:hyperlink w:history="1" r:id="rIdvv6mnqdvreas5axhglnhl">
+      <w:hyperlink w:history="1" r:id="rIdcnlxdqm_8cdmagdjvwlbx">
         <w:r>
           <w:rPr>
             <w:rFonts w:ascii="Arial" w:cs="Arial" w:eastAsia="Arial" w:hAnsi="Arial"/>
@@ -9383,7 +9383,7 @@
             <w:pPr>
               <w:spacing w:after="20" w:before="0"/>
             </w:pPr>
-            <w:hyperlink w:history="1" r:id="rIdpdx3kjbgnpvzpv9zt9wya">
+            <w:hyperlink w:history="1" r:id="rIdw-vga0o1yie3npntyd7x4">
               <w:r>
                 <w:rPr>
                   <w:rFonts w:ascii="Arial" w:cs="Arial" w:eastAsia="Arial" w:hAnsi="Arial"/>
@@ -9416,7 +9416,7 @@
               <w:spacing w:after="10" w:before="0"/>
               <w:ind w:left="120"/>
             </w:pPr>
-            <w:hyperlink w:history="1" r:id="rIdcorz9n9gsjaw8mp5emsgn">
+            <w:hyperlink w:history="1" r:id="rIdsomjz7kveavcao2yqx6dy">
               <w:r>
                 <w:rPr>
                   <w:rFonts w:ascii="Arial" w:cs="Arial" w:eastAsia="Arial" w:hAnsi="Arial"/>
@@ -9461,7 +9461,7 @@
             <w:pPr>
               <w:spacing w:after="20" w:before="0"/>
             </w:pPr>
-            <w:hyperlink w:history="1" r:id="rIdxdlib-k3i1ug9f0yhlpqk">
+            <w:hyperlink w:history="1" r:id="rIdvrfjxif0lsgxl9-6kyucq">
               <w:r>
                 <w:rPr>
                   <w:rFonts w:ascii="Arial" w:cs="Arial" w:eastAsia="Arial" w:hAnsi="Arial"/>
@@ -9494,7 +9494,7 @@
               <w:spacing w:after="10" w:before="0"/>
               <w:ind w:left="120"/>
             </w:pPr>
-            <w:hyperlink w:history="1" r:id="rIdgmkmpbbpzspt9dxp5bzem">
+            <w:hyperlink w:history="1" r:id="rIdkao8xgaird437tg6yjcqs">
               <w:r>
                 <w:rPr>
                   <w:rFonts w:ascii="Arial" w:cs="Arial" w:eastAsia="Arial" w:hAnsi="Arial"/>
@@ -9854,7 +9854,7 @@
             <w:pPr>
               <w:spacing w:after="20" w:before="0"/>
             </w:pPr>
-            <w:hyperlink w:history="1" r:id="rIdxbeba51jbjolcfjnszcth">
+            <w:hyperlink w:history="1" r:id="rIdlhqk_yyqbsnrcpaa1w7mh">
               <w:r>
                 <w:rPr>
                   <w:rFonts w:ascii="Arial" w:cs="Arial" w:eastAsia="Arial" w:hAnsi="Arial"/>
@@ -9887,7 +9887,7 @@
               <w:spacing w:after="10" w:before="0"/>
               <w:ind w:left="120"/>
             </w:pPr>
-            <w:hyperlink w:history="1" r:id="rIdffxqkvtb_1ucq4w5-w1go">
+            <w:hyperlink w:history="1" r:id="rIdld38hh0jcqfyzrl7hoi65">
               <w:r>
                 <w:rPr>
                   <w:rFonts w:ascii="Arial" w:cs="Arial" w:eastAsia="Arial" w:hAnsi="Arial"/>
@@ -9932,7 +9932,7 @@
             <w:pPr>
               <w:spacing w:after="20" w:before="0"/>
             </w:pPr>
-            <w:hyperlink w:history="1" r:id="rId7h2vlszpbbwdsf5a4u03v">
+            <w:hyperlink w:history="1" r:id="rId1n_aea3q2hnmsry6dr-gw">
               <w:r>
                 <w:rPr>
                   <w:rFonts w:ascii="Arial" w:cs="Arial" w:eastAsia="Arial" w:hAnsi="Arial"/>
@@ -9965,7 +9965,7 @@
               <w:spacing w:after="10" w:before="0"/>
               <w:ind w:left="120"/>
             </w:pPr>
-            <w:hyperlink w:history="1" r:id="rId9pgwsrtrmezpsulanz52s">
+            <w:hyperlink w:history="1" r:id="rIdqxlexlrvtrrtuqoh3hvbp">
               <w:r>
                 <w:rPr>
                   <w:rFonts w:ascii="Arial" w:cs="Arial" w:eastAsia="Arial" w:hAnsi="Arial"/>
@@ -10565,7 +10565,7 @@
             <w:pPr>
               <w:spacing w:after="20" w:before="0"/>
             </w:pPr>
-            <w:hyperlink w:history="1" r:id="rIduaxalbevb80h3pbfvks7z">
+            <w:hyperlink w:history="1" r:id="rIdmfybwlrcfa-ozqzo3nncc">
               <w:r>
                 <w:rPr>
                   <w:rFonts w:ascii="Arial" w:cs="Arial" w:eastAsia="Arial" w:hAnsi="Arial"/>
@@ -10614,7 +10614,7 @@
               <w:spacing w:after="10" w:before="0"/>
               <w:ind w:left="120"/>
             </w:pPr>
-            <w:hyperlink w:history="1" r:id="rIdypdg5ejadxdx7asggccum">
+            <w:hyperlink w:history="1" r:id="rIdoma01mck1ndl_oc7gwhev">
               <w:r>
                 <w:rPr>
                   <w:rFonts w:ascii="Arial" w:cs="Arial" w:eastAsia="Arial" w:hAnsi="Arial"/>
@@ -10659,7 +10659,7 @@
             <w:pPr>
               <w:spacing w:after="20" w:before="0"/>
             </w:pPr>
-            <w:hyperlink w:history="1" r:id="rIdygku58agt3gsw389yobrf">
+            <w:hyperlink w:history="1" r:id="rIdv3rmz9uowndipcscc9p7i">
               <w:r>
                 <w:rPr>
                   <w:rFonts w:ascii="Arial" w:cs="Arial" w:eastAsia="Arial" w:hAnsi="Arial"/>
@@ -10692,7 +10692,7 @@
               <w:spacing w:after="10" w:before="0"/>
               <w:ind w:left="120"/>
             </w:pPr>
-            <w:hyperlink w:history="1" r:id="rIdnx2mqukbkdnjgyzlrvldt">
+            <w:hyperlink w:history="1" r:id="rIdlagowowapzizrgxiinax2">
               <w:r>
                 <w:rPr>
                   <w:rFonts w:ascii="Arial" w:cs="Arial" w:eastAsia="Arial" w:hAnsi="Arial"/>
@@ -11252,7 +11252,7 @@
             <w:pPr>
               <w:spacing w:after="20" w:before="0"/>
             </w:pPr>
-            <w:hyperlink w:history="1" r:id="rId3ce6f9rhoszgqlc0c2xui">
+            <w:hyperlink w:history="1" r:id="rIdxlyumnsbohtfsvssxgz9y">
               <w:r>
                 <w:rPr>
                   <w:rFonts w:ascii="Arial" w:cs="Arial" w:eastAsia="Arial" w:hAnsi="Arial"/>
@@ -11301,7 +11301,7 @@
               <w:spacing w:after="10" w:before="0"/>
               <w:ind w:left="120"/>
             </w:pPr>
-            <w:hyperlink w:history="1" r:id="rIdt6poh3mgmocxrfv-os8tj">
+            <w:hyperlink w:history="1" r:id="rIde_hjfecchdxgzakqb_6l3">
               <w:r>
                 <w:rPr>
                   <w:rFonts w:ascii="Arial" w:cs="Arial" w:eastAsia="Arial" w:hAnsi="Arial"/>
@@ -11346,7 +11346,7 @@
             <w:pPr>
               <w:spacing w:after="20" w:before="0"/>
             </w:pPr>
-            <w:hyperlink w:history="1" r:id="rId_4rmia0ojaxybrbhy-_cn">
+            <w:hyperlink w:history="1" r:id="rId7wz8leoerd5hpqazb0jnr">
               <w:r>
                 <w:rPr>
                   <w:rFonts w:ascii="Arial" w:cs="Arial" w:eastAsia="Arial" w:hAnsi="Arial"/>
@@ -11379,7 +11379,7 @@
               <w:spacing w:after="10" w:before="0"/>
               <w:ind w:left="120"/>
             </w:pPr>
-            <w:hyperlink w:history="1" r:id="rIdlffvzzb0y_5ou6iabzh7b">
+            <w:hyperlink w:history="1" r:id="rIdabitvjmrnyq2o57a8swxj">
               <w:r>
                 <w:rPr>
                   <w:rFonts w:ascii="Arial" w:cs="Arial" w:eastAsia="Arial" w:hAnsi="Arial"/>
@@ -11819,7 +11819,7 @@
             <w:pPr>
               <w:spacing w:after="20" w:before="0"/>
             </w:pPr>
-            <w:hyperlink w:history="1" r:id="rIdroukhpe_ncnmcgdt-axbn">
+            <w:hyperlink w:history="1" r:id="rIdq0xf875qsd6kcjefyqerc">
               <w:r>
                 <w:rPr>
                   <w:rFonts w:ascii="Arial" w:cs="Arial" w:eastAsia="Arial" w:hAnsi="Arial"/>
@@ -11868,7 +11868,7 @@
               <w:spacing w:after="10" w:before="0"/>
               <w:ind w:left="120"/>
             </w:pPr>
-            <w:hyperlink w:history="1" r:id="rIdnkv1vmkrqt40ag7nuu-zx">
+            <w:hyperlink w:history="1" r:id="rIdcfsz44xtyinvrl7flcoaf">
               <w:r>
                 <w:rPr>
                   <w:rFonts w:ascii="Arial" w:cs="Arial" w:eastAsia="Arial" w:hAnsi="Arial"/>
@@ -11913,7 +11913,7 @@
             <w:pPr>
               <w:spacing w:after="20" w:before="0"/>
             </w:pPr>
-            <w:hyperlink w:history="1" r:id="rIdsn1qzr9pxdt3lfg9bpvur">
+            <w:hyperlink w:history="1" r:id="rIdievejthsedrviiysvfawe">
               <w:r>
                 <w:rPr>
                   <w:rFonts w:ascii="Arial" w:cs="Arial" w:eastAsia="Arial" w:hAnsi="Arial"/>
@@ -11946,7 +11946,7 @@
               <w:spacing w:after="10" w:before="0"/>
               <w:ind w:left="120"/>
             </w:pPr>
-            <w:hyperlink w:history="1" r:id="rIdyqqsxbptbfmmuto9mvyey">
+            <w:hyperlink w:history="1" r:id="rId7muzajssr1bnwevhogdym">
               <w:r>
                 <w:rPr>
                   <w:rFonts w:ascii="Arial" w:cs="Arial" w:eastAsia="Arial" w:hAnsi="Arial"/>
@@ -13031,7 +13031,7 @@
         </w:rPr>
         <w:t xml:space="preserve">© 2026 SeaVuria and ARES. Aligned with KICD objectives. Developed by SeaVuria; technical implementation by ARES (with AI assistance from Claude). Licensed under </w:t>
       </w:r>
-      <w:hyperlink w:history="1" r:id="rId9vif4dnbbpabsotii061b">
+      <w:hyperlink w:history="1" r:id="rIddyahy3qoqfr2wtbf20aaw">
         <w:r>
           <w:rPr>
             <w:rFonts w:ascii="Arial" w:cs="Arial" w:eastAsia="Arial" w:hAnsi="Arial"/>
@@ -13052,7 +13052,7 @@
         </w:rPr>
         <w:t xml:space="preserve"> (</w:t>
       </w:r>
-      <w:hyperlink w:history="1" r:id="rIdxr5m-mbi2dxxzpdqirqet">
+      <w:hyperlink w:history="1" r:id="rId_nbs1ojk_thkod-caxngu">
         <w:r>
           <w:rPr>
             <w:rFonts w:ascii="Arial" w:cs="Arial" w:eastAsia="Arial" w:hAnsi="Arial"/>
@@ -14092,7 +14092,7 @@
             <w:pPr>
               <w:spacing w:after="20" w:before="0"/>
             </w:pPr>
-            <w:hyperlink w:history="1" r:id="rIdh-ov-1ag42hvvkc0ms-a0">
+            <w:hyperlink w:history="1" r:id="rIdj14v-c2rsfn6jptp8zmoc">
               <w:r>
                 <w:rPr>
                   <w:rFonts w:ascii="Arial" w:cs="Arial" w:eastAsia="Arial" w:hAnsi="Arial"/>
@@ -14125,7 +14125,7 @@
               <w:spacing w:after="10" w:before="0"/>
               <w:ind w:left="120"/>
             </w:pPr>
-            <w:hyperlink w:history="1" r:id="rIdrpwuipkuea8noueaidomp">
+            <w:hyperlink w:history="1" r:id="rIddxbyrfupiiv535y-lzidw">
               <w:r>
                 <w:rPr>
                   <w:rFonts w:ascii="Arial" w:cs="Arial" w:eastAsia="Arial" w:hAnsi="Arial"/>
@@ -14170,7 +14170,7 @@
             <w:pPr>
               <w:spacing w:after="20" w:before="0"/>
             </w:pPr>
-            <w:hyperlink w:history="1" r:id="rIdbgfrmwxoqv9x6frqz__28">
+            <w:hyperlink w:history="1" r:id="rIdrqwwbmv5ocjlvemyrlakj">
               <w:r>
                 <w:rPr>
                   <w:rFonts w:ascii="Arial" w:cs="Arial" w:eastAsia="Arial" w:hAnsi="Arial"/>
@@ -14203,7 +14203,7 @@
               <w:spacing w:after="10" w:before="0"/>
               <w:ind w:left="120"/>
             </w:pPr>
-            <w:hyperlink w:history="1" r:id="rId58hizgc6muajtjveuq29n">
+            <w:hyperlink w:history="1" r:id="rIdqk07ervwx-_4p9kuxubt8">
               <w:r>
                 <w:rPr>
                   <w:rFonts w:ascii="Arial" w:cs="Arial" w:eastAsia="Arial" w:hAnsi="Arial"/>
@@ -14403,7 +14403,7 @@
             <w:pPr>
               <w:spacing w:after="20" w:before="0"/>
             </w:pPr>
-            <w:hyperlink w:history="1" r:id="rIdewvv-kox3roplhjdv4sd8">
+            <w:hyperlink w:history="1" r:id="rIduo74c1tvamn-b8mn0ktyp">
               <w:r>
                 <w:rPr>
                   <w:rFonts w:ascii="Arial" w:cs="Arial" w:eastAsia="Arial" w:hAnsi="Arial"/>
@@ -14436,7 +14436,7 @@
               <w:spacing w:after="10" w:before="0"/>
               <w:ind w:left="120"/>
             </w:pPr>
-            <w:hyperlink w:history="1" r:id="rId7b2rqnqdazhgn0vgxcjwe">
+            <w:hyperlink w:history="1" r:id="rIdfimaep_-azhahghsyn34n">
               <w:r>
                 <w:rPr>
                   <w:rFonts w:ascii="Arial" w:cs="Arial" w:eastAsia="Arial" w:hAnsi="Arial"/>
@@ -14481,7 +14481,7 @@
             <w:pPr>
               <w:spacing w:after="20" w:before="0"/>
             </w:pPr>
-            <w:hyperlink w:history="1" r:id="rIdrwdpfis98ms-fdvoiqlps">
+            <w:hyperlink w:history="1" r:id="rIdwlaqza48nerieabenttax">
               <w:r>
                 <w:rPr>
                   <w:rFonts w:ascii="Arial" w:cs="Arial" w:eastAsia="Arial" w:hAnsi="Arial"/>
@@ -14514,7 +14514,7 @@
               <w:spacing w:after="10" w:before="0"/>
               <w:ind w:left="120"/>
             </w:pPr>
-            <w:hyperlink w:history="1" r:id="rId9egjjpgw8ocitvlijk-ay">
+            <w:hyperlink w:history="1" r:id="rIdxcirtvlsoujz66hbgfriy">
               <w:r>
                 <w:rPr>
                   <w:rFonts w:ascii="Arial" w:cs="Arial" w:eastAsia="Arial" w:hAnsi="Arial"/>
@@ -14714,7 +14714,7 @@
             <w:pPr>
               <w:spacing w:after="20" w:before="0"/>
             </w:pPr>
-            <w:hyperlink w:history="1" r:id="rId6l2jg4g7lwqnlksjhey_e">
+            <w:hyperlink w:history="1" r:id="rIdqkwoenkt-gnapb46i203s">
               <w:r>
                 <w:rPr>
                   <w:rFonts w:ascii="Arial" w:cs="Arial" w:eastAsia="Arial" w:hAnsi="Arial"/>
@@ -14763,7 +14763,7 @@
               <w:spacing w:after="10" w:before="0"/>
               <w:ind w:left="120"/>
             </w:pPr>
-            <w:hyperlink w:history="1" r:id="rId-_-ppxug3nz9zdqrls5oo">
+            <w:hyperlink w:history="1" r:id="rIdelfxetg5bkkvuvazdm-uj">
               <w:r>
                 <w:rPr>
                   <w:rFonts w:ascii="Arial" w:cs="Arial" w:eastAsia="Arial" w:hAnsi="Arial"/>
@@ -14808,7 +14808,7 @@
             <w:pPr>
               <w:spacing w:after="20" w:before="0"/>
             </w:pPr>
-            <w:hyperlink w:history="1" r:id="rIdytf7xewzuvsrdztafl9y_">
+            <w:hyperlink w:history="1" r:id="rIdgnlwywoxl0x32wk1asejr">
               <w:r>
                 <w:rPr>
                   <w:rFonts w:ascii="Arial" w:cs="Arial" w:eastAsia="Arial" w:hAnsi="Arial"/>
@@ -14841,7 +14841,7 @@
               <w:spacing w:after="10" w:before="0"/>
               <w:ind w:left="120"/>
             </w:pPr>
-            <w:hyperlink w:history="1" r:id="rIdofycx8advlh4qmlkzy9y6">
+            <w:hyperlink w:history="1" r:id="rIdla6dzpo-2ahgphjnoekk-">
               <w:r>
                 <w:rPr>
                   <w:rFonts w:ascii="Arial" w:cs="Arial" w:eastAsia="Arial" w:hAnsi="Arial"/>
@@ -15041,7 +15041,7 @@
             <w:pPr>
               <w:spacing w:after="20" w:before="0"/>
             </w:pPr>
-            <w:hyperlink w:history="1" r:id="rIdxklgo0fbdcrwnkn7e2iur">
+            <w:hyperlink w:history="1" r:id="rIdsyrdyj0gagbqldmiznfdy">
               <w:r>
                 <w:rPr>
                   <w:rFonts w:ascii="Arial" w:cs="Arial" w:eastAsia="Arial" w:hAnsi="Arial"/>
@@ -15090,7 +15090,7 @@
               <w:spacing w:after="10" w:before="0"/>
               <w:ind w:left="120"/>
             </w:pPr>
-            <w:hyperlink w:history="1" r:id="rIdu9j7gmftrosya2xad1_bc">
+            <w:hyperlink w:history="1" r:id="rIdsrunxf7hwqt2ihslpbctx">
               <w:r>
                 <w:rPr>
                   <w:rFonts w:ascii="Arial" w:cs="Arial" w:eastAsia="Arial" w:hAnsi="Arial"/>
@@ -15135,7 +15135,7 @@
             <w:pPr>
               <w:spacing w:after="20" w:before="0"/>
             </w:pPr>
-            <w:hyperlink w:history="1" r:id="rId_fiswvm_e0kivmrqijygk">
+            <w:hyperlink w:history="1" r:id="rIdff1zc0nllfgemci2fifgk">
               <w:r>
                 <w:rPr>
                   <w:rFonts w:ascii="Arial" w:cs="Arial" w:eastAsia="Arial" w:hAnsi="Arial"/>
@@ -15168,7 +15168,7 @@
               <w:spacing w:after="10" w:before="0"/>
               <w:ind w:left="120"/>
             </w:pPr>
-            <w:hyperlink w:history="1" r:id="rIdl3jlqmf_5rbiukx9bnob6">
+            <w:hyperlink w:history="1" r:id="rId_nvz9cpow7dregrxfq4ru">
               <w:r>
                 <w:rPr>
                   <w:rFonts w:ascii="Arial" w:cs="Arial" w:eastAsia="Arial" w:hAnsi="Arial"/>
@@ -15368,7 +15368,7 @@
             <w:pPr>
               <w:spacing w:after="20" w:before="0"/>
             </w:pPr>
-            <w:hyperlink w:history="1" r:id="rIdn2arooaualcf4wtffnufl">
+            <w:hyperlink w:history="1" r:id="rIdxzhrclrxdadqa_k3mnyod">
               <w:r>
                 <w:rPr>
                   <w:rFonts w:ascii="Arial" w:cs="Arial" w:eastAsia="Arial" w:hAnsi="Arial"/>
@@ -15417,7 +15417,7 @@
               <w:spacing w:after="10" w:before="0"/>
               <w:ind w:left="120"/>
             </w:pPr>
-            <w:hyperlink w:history="1" r:id="rIdt42y5hlf0mr0qhkoa9jg9">
+            <w:hyperlink w:history="1" r:id="rId2luqprj6n4k5pd_e0qns9">
               <w:r>
                 <w:rPr>
                   <w:rFonts w:ascii="Arial" w:cs="Arial" w:eastAsia="Arial" w:hAnsi="Arial"/>
@@ -15462,7 +15462,7 @@
             <w:pPr>
               <w:spacing w:after="20" w:before="0"/>
             </w:pPr>
-            <w:hyperlink w:history="1" r:id="rIdff8nrxpht_nblglagthhk">
+            <w:hyperlink w:history="1" r:id="rIdxpu4moqccqqhwhhbzovto">
               <w:r>
                 <w:rPr>
                   <w:rFonts w:ascii="Arial" w:cs="Arial" w:eastAsia="Arial" w:hAnsi="Arial"/>
@@ -15511,7 +15511,7 @@
               <w:spacing w:after="10" w:before="0"/>
               <w:ind w:left="120"/>
             </w:pPr>
-            <w:hyperlink w:history="1" r:id="rIdz0-wrfrij_jn8osx6ii6m">
+            <w:hyperlink w:history="1" r:id="rIdzzfaaavixvgitxjkk6gh-">
               <w:r>
                 <w:rPr>
                   <w:rFonts w:ascii="Arial" w:cs="Arial" w:eastAsia="Arial" w:hAnsi="Arial"/>
@@ -16036,7 +16036,7 @@
         </w:rPr>
         <w:t xml:space="preserve">© 2026 SeaVuria and ARES. Aligned with KICD objectives. Developed by SeaVuria; technical implementation by ARES (with AI assistance from Claude). Licensed under </w:t>
       </w:r>
-      <w:hyperlink w:history="1" r:id="rId63caom2r5zzwzabvlgb_n">
+      <w:hyperlink w:history="1" r:id="rIdvdxydpirbklxlpc9afbww">
         <w:r>
           <w:rPr>
             <w:rFonts w:ascii="Arial" w:cs="Arial" w:eastAsia="Arial" w:hAnsi="Arial"/>
@@ -16057,7 +16057,7 @@
         </w:rPr>
         <w:t xml:space="preserve"> (</w:t>
       </w:r>
-      <w:hyperlink w:history="1" r:id="rIdulpau5bqert_qdtjswyfn">
+      <w:hyperlink w:history="1" r:id="rIdigqgkxwq2i9tpuink963b">
         <w:r>
           <w:rPr>
             <w:rFonts w:ascii="Arial" w:cs="Arial" w:eastAsia="Arial" w:hAnsi="Arial"/>
@@ -17097,7 +17097,7 @@
             <w:pPr>
               <w:spacing w:after="20" w:before="0"/>
             </w:pPr>
-            <w:hyperlink w:history="1" r:id="rIdlewearibx8qdiqfpcggei">
+            <w:hyperlink w:history="1" r:id="rIduukwlnt3zq1q-bqni30fx">
               <w:r>
                 <w:rPr>
                   <w:rFonts w:ascii="Arial" w:cs="Arial" w:eastAsia="Arial" w:hAnsi="Arial"/>
@@ -17130,7 +17130,7 @@
               <w:spacing w:after="10" w:before="0"/>
               <w:ind w:left="120"/>
             </w:pPr>
-            <w:hyperlink w:history="1" r:id="rIdhcc7yfi0ubcjdj09ay9ke">
+            <w:hyperlink w:history="1" r:id="rIdtqedprsl8afuswygu74o0">
               <w:r>
                 <w:rPr>
                   <w:rFonts w:ascii="Arial" w:cs="Arial" w:eastAsia="Arial" w:hAnsi="Arial"/>
@@ -17175,7 +17175,7 @@
             <w:pPr>
               <w:spacing w:after="20" w:before="0"/>
             </w:pPr>
-            <w:hyperlink w:history="1" r:id="rIdbl4b2y19jcbayqcfx9xrj">
+            <w:hyperlink w:history="1" r:id="rId29ssrlbgu_ge1fbpretgy">
               <w:r>
                 <w:rPr>
                   <w:rFonts w:ascii="Arial" w:cs="Arial" w:eastAsia="Arial" w:hAnsi="Arial"/>
@@ -17208,7 +17208,7 @@
               <w:spacing w:after="10" w:before="0"/>
               <w:ind w:left="120"/>
             </w:pPr>
-            <w:hyperlink w:history="1" r:id="rIdhezeiwehpecgyebreogqu">
+            <w:hyperlink w:history="1" r:id="rIdcet5vfiwu1ukl1doebpiy">
               <w:r>
                 <w:rPr>
                   <w:rFonts w:ascii="Arial" w:cs="Arial" w:eastAsia="Arial" w:hAnsi="Arial"/>
@@ -17408,7 +17408,7 @@
             <w:pPr>
               <w:spacing w:after="20" w:before="0"/>
             </w:pPr>
-            <w:hyperlink w:history="1" r:id="rIdfbvocxzfcapwowuzw6w53">
+            <w:hyperlink w:history="1" r:id="rIdasfsohezawgze-q7f--yg">
               <w:r>
                 <w:rPr>
                   <w:rFonts w:ascii="Arial" w:cs="Arial" w:eastAsia="Arial" w:hAnsi="Arial"/>
@@ -17441,7 +17441,7 @@
               <w:spacing w:after="10" w:before="0"/>
               <w:ind w:left="120"/>
             </w:pPr>
-            <w:hyperlink w:history="1" r:id="rIdebvqpug1qa2lqud1ig-2v">
+            <w:hyperlink w:history="1" r:id="rIdth-ij-wrcafw4gjunb6jr">
               <w:r>
                 <w:rPr>
                   <w:rFonts w:ascii="Arial" w:cs="Arial" w:eastAsia="Arial" w:hAnsi="Arial"/>
@@ -17486,7 +17486,7 @@
             <w:pPr>
               <w:spacing w:after="20" w:before="0"/>
             </w:pPr>
-            <w:hyperlink w:history="1" r:id="rIdetp-xizrmjpnccvk5_gj_">
+            <w:hyperlink w:history="1" r:id="rIddedx4trloykndyno6zk-k">
               <w:r>
                 <w:rPr>
                   <w:rFonts w:ascii="Arial" w:cs="Arial" w:eastAsia="Arial" w:hAnsi="Arial"/>
@@ -17519,7 +17519,7 @@
               <w:spacing w:after="10" w:before="0"/>
               <w:ind w:left="120"/>
             </w:pPr>
-            <w:hyperlink w:history="1" r:id="rIdms51qflguqidj-4whgkcs">
+            <w:hyperlink w:history="1" r:id="rIdgpj2lr9kasqibuievfn0b">
               <w:r>
                 <w:rPr>
                   <w:rFonts w:ascii="Arial" w:cs="Arial" w:eastAsia="Arial" w:hAnsi="Arial"/>
@@ -17719,7 +17719,7 @@
             <w:pPr>
               <w:spacing w:after="20" w:before="0"/>
             </w:pPr>
-            <w:hyperlink w:history="1" r:id="rIdeijathwtazfzrvkc2e6eh">
+            <w:hyperlink w:history="1" r:id="rIdfqv1r2bzo7zqavvvb5znm">
               <w:r>
                 <w:rPr>
                   <w:rFonts w:ascii="Arial" w:cs="Arial" w:eastAsia="Arial" w:hAnsi="Arial"/>
@@ -17752,7 +17752,7 @@
               <w:spacing w:after="10" w:before="0"/>
               <w:ind w:left="120"/>
             </w:pPr>
-            <w:hyperlink w:history="1" r:id="rIdcfdyzda651gwpfttqmpqc">
+            <w:hyperlink w:history="1" r:id="rIdfba6dcsm7rio7pnylyoj0">
               <w:r>
                 <w:rPr>
                   <w:rFonts w:ascii="Arial" w:cs="Arial" w:eastAsia="Arial" w:hAnsi="Arial"/>
@@ -17797,7 +17797,7 @@
             <w:pPr>
               <w:spacing w:after="20" w:before="0"/>
             </w:pPr>
-            <w:hyperlink w:history="1" r:id="rIdvs-wmjwabyvs1ky43dot2">
+            <w:hyperlink w:history="1" r:id="rIdr__sxxf1cfz2tnl5k0lwk">
               <w:r>
                 <w:rPr>
                   <w:rFonts w:ascii="Arial" w:cs="Arial" w:eastAsia="Arial" w:hAnsi="Arial"/>
@@ -17830,7 +17830,7 @@
               <w:spacing w:after="10" w:before="0"/>
               <w:ind w:left="120"/>
             </w:pPr>
-            <w:hyperlink w:history="1" r:id="rId6wga-caabgzclkydvtpu5">
+            <w:hyperlink w:history="1" r:id="rIdd5v0uju3wyssdw2mpgmbf">
               <w:r>
                 <w:rPr>
                   <w:rFonts w:ascii="Arial" w:cs="Arial" w:eastAsia="Arial" w:hAnsi="Arial"/>
@@ -18030,7 +18030,7 @@
             <w:pPr>
               <w:spacing w:after="20" w:before="0"/>
             </w:pPr>
-            <w:hyperlink w:history="1" r:id="rIdogwz6f3-9juojidjhhmle">
+            <w:hyperlink w:history="1" r:id="rIdph17yrgzz-zeuip5dei9x">
               <w:r>
                 <w:rPr>
                   <w:rFonts w:ascii="Arial" w:cs="Arial" w:eastAsia="Arial" w:hAnsi="Arial"/>
@@ -18063,7 +18063,7 @@
               <w:spacing w:after="10" w:before="0"/>
               <w:ind w:left="120"/>
             </w:pPr>
-            <w:hyperlink w:history="1" r:id="rIdxlf9q6axjcpon0idlrj6q">
+            <w:hyperlink w:history="1" r:id="rId-fxffzuijnsv38cibrv9w">
               <w:r>
                 <w:rPr>
                   <w:rFonts w:ascii="Arial" w:cs="Arial" w:eastAsia="Arial" w:hAnsi="Arial"/>
@@ -18108,7 +18108,7 @@
             <w:pPr>
               <w:spacing w:after="20" w:before="0"/>
             </w:pPr>
-            <w:hyperlink w:history="1" r:id="rIdnkxjkvnracposkh7yuhqw">
+            <w:hyperlink w:history="1" r:id="rIds72sap65qruxrf_c-p9bc">
               <w:r>
                 <w:rPr>
                   <w:rFonts w:ascii="Arial" w:cs="Arial" w:eastAsia="Arial" w:hAnsi="Arial"/>
@@ -18141,7 +18141,7 @@
               <w:spacing w:after="10" w:before="0"/>
               <w:ind w:left="120"/>
             </w:pPr>
-            <w:hyperlink w:history="1" r:id="rIdb64afk5b5szrc2qp5zwww">
+            <w:hyperlink w:history="1" r:id="rIdgyxjnylolzijbgfebbc4r">
               <w:r>
                 <w:rPr>
                   <w:rFonts w:ascii="Arial" w:cs="Arial" w:eastAsia="Arial" w:hAnsi="Arial"/>
@@ -18341,7 +18341,7 @@
             <w:pPr>
               <w:spacing w:after="20" w:before="0"/>
             </w:pPr>
-            <w:hyperlink w:history="1" r:id="rIdcguvpcvrowkj0bepk7twi">
+            <w:hyperlink w:history="1" r:id="rId4byd89v1ag3ifvwv3m8ip">
               <w:r>
                 <w:rPr>
                   <w:rFonts w:ascii="Arial" w:cs="Arial" w:eastAsia="Arial" w:hAnsi="Arial"/>
@@ -18374,7 +18374,7 @@
               <w:spacing w:after="10" w:before="0"/>
               <w:ind w:left="120"/>
             </w:pPr>
-            <w:hyperlink w:history="1" r:id="rIdpck1dahakeek_7exb1ur5">
+            <w:hyperlink w:history="1" r:id="rIdkrkayrez7ndl87rjlci_i">
               <w:r>
                 <w:rPr>
                   <w:rFonts w:ascii="Arial" w:cs="Arial" w:eastAsia="Arial" w:hAnsi="Arial"/>
@@ -18419,7 +18419,7 @@
             <w:pPr>
               <w:spacing w:after="20" w:before="0"/>
             </w:pPr>
-            <w:hyperlink w:history="1" r:id="rIdlsdhvuvv3uuffai4rxzno">
+            <w:hyperlink w:history="1" r:id="rIdmxu10qkqypt37tidxpkxm">
               <w:r>
                 <w:rPr>
                   <w:rFonts w:ascii="Arial" w:cs="Arial" w:eastAsia="Arial" w:hAnsi="Arial"/>
@@ -18452,7 +18452,7 @@
               <w:spacing w:after="10" w:before="0"/>
               <w:ind w:left="120"/>
             </w:pPr>
-            <w:hyperlink w:history="1" r:id="rIdcpz1tkgh-9svbnfxd1ir7">
+            <w:hyperlink w:history="1" r:id="rIdfijlwg5dfkfuoeohyt4x7">
               <w:r>
                 <w:rPr>
                   <w:rFonts w:ascii="Arial" w:cs="Arial" w:eastAsia="Arial" w:hAnsi="Arial"/>
@@ -19217,7 +19217,7 @@
         </w:rPr>
         <w:t xml:space="preserve">© 2026 SeaVuria and ARES. Aligned with KICD objectives. Developed by SeaVuria; technical implementation by ARES (with AI assistance from Claude). Licensed under </w:t>
       </w:r>
-      <w:hyperlink w:history="1" r:id="rIdw2msz-pxbq6nho7dw7vw1">
+      <w:hyperlink w:history="1" r:id="rIdxrzveding8h8fca_adx4u">
         <w:r>
           <w:rPr>
             <w:rFonts w:ascii="Arial" w:cs="Arial" w:eastAsia="Arial" w:hAnsi="Arial"/>
@@ -19238,7 +19238,7 @@
         </w:rPr>
         <w:t xml:space="preserve"> (</w:t>
       </w:r>
-      <w:hyperlink w:history="1" r:id="rIdrf8a06fikcn_1midxiy1r">
+      <w:hyperlink w:history="1" r:id="rId5ea7e4j5r9bgkro1ugieb">
         <w:r>
           <w:rPr>
             <w:rFonts w:ascii="Arial" w:cs="Arial" w:eastAsia="Arial" w:hAnsi="Arial"/>
@@ -20278,7 +20278,7 @@
             <w:pPr>
               <w:spacing w:after="20" w:before="0"/>
             </w:pPr>
-            <w:hyperlink w:history="1" r:id="rId8ltlyqhhz5njto21k1ej-">
+            <w:hyperlink w:history="1" r:id="rId6xduloukejj5mk0__z8o7">
               <w:r>
                 <w:rPr>
                   <w:rFonts w:ascii="Arial" w:cs="Arial" w:eastAsia="Arial" w:hAnsi="Arial"/>
@@ -20311,7 +20311,7 @@
               <w:spacing w:after="10" w:before="0"/>
               <w:ind w:left="120"/>
             </w:pPr>
-            <w:hyperlink w:history="1" r:id="rId_jqcihppitnwcyzzy5vly">
+            <w:hyperlink w:history="1" r:id="rIdxsbunhvwyc_9su44vcckj">
               <w:r>
                 <w:rPr>
                   <w:rFonts w:ascii="Arial" w:cs="Arial" w:eastAsia="Arial" w:hAnsi="Arial"/>
@@ -20373,7 +20373,7 @@
               <w:spacing w:after="10" w:before="0"/>
               <w:ind w:left="120"/>
             </w:pPr>
-            <w:hyperlink w:history="1" r:id="rIdelqis2vk95loadhqitya-">
+            <w:hyperlink w:history="1" r:id="rIdxsupphl4vwuvsdnpn0tcb">
               <w:r>
                 <w:rPr>
                   <w:rFonts w:ascii="Arial" w:cs="Arial" w:eastAsia="Arial" w:hAnsi="Arial"/>
@@ -20588,7 +20588,7 @@
             <w:pPr>
               <w:spacing w:after="20" w:before="0"/>
             </w:pPr>
-            <w:hyperlink w:history="1" r:id="rId6c3b-lfe98aekkdx2imcc">
+            <w:hyperlink w:history="1" r:id="rIdo7fhejwxw9m_ixmiba6sw">
               <w:r>
                 <w:rPr>
                   <w:rFonts w:ascii="Arial" w:cs="Arial" w:eastAsia="Arial" w:hAnsi="Arial"/>
@@ -20621,7 +20621,7 @@
               <w:spacing w:after="10" w:before="0"/>
               <w:ind w:left="120"/>
             </w:pPr>
-            <w:hyperlink w:history="1" r:id="rIdtgpkjfulnvekpiivugie-">
+            <w:hyperlink w:history="1" r:id="rIdscdhlrll2ltka-fbg_5ue">
               <w:r>
                 <w:rPr>
                   <w:rFonts w:ascii="Arial" w:cs="Arial" w:eastAsia="Arial" w:hAnsi="Arial"/>
@@ -20683,7 +20683,7 @@
               <w:spacing w:after="10" w:before="0"/>
               <w:ind w:left="120"/>
             </w:pPr>
-            <w:hyperlink w:history="1" r:id="rIdzm4qrvammhjyge3q5s_1y">
+            <w:hyperlink w:history="1" r:id="rIdqbfbjhy1gwkd7rsftzwna">
               <w:r>
                 <w:rPr>
                   <w:rFonts w:ascii="Arial" w:cs="Arial" w:eastAsia="Arial" w:hAnsi="Arial"/>
@@ -20898,7 +20898,7 @@
             <w:pPr>
               <w:spacing w:after="20" w:before="0"/>
             </w:pPr>
-            <w:hyperlink w:history="1" r:id="rId1kzenonyt8pywyrb1-pj_">
+            <w:hyperlink w:history="1" r:id="rIdwpmfitcawmat6ildai7ok">
               <w:r>
                 <w:rPr>
                   <w:rFonts w:ascii="Arial" w:cs="Arial" w:eastAsia="Arial" w:hAnsi="Arial"/>
@@ -20947,7 +20947,7 @@
               <w:spacing w:after="10" w:before="0"/>
               <w:ind w:left="120"/>
             </w:pPr>
-            <w:hyperlink w:history="1" r:id="rIdgtydaurdaqbddzrcgagzu">
+            <w:hyperlink w:history="1" r:id="rId60dunrmselu5tosp211iq">
               <w:r>
                 <w:rPr>
                   <w:rFonts w:ascii="Arial" w:cs="Arial" w:eastAsia="Arial" w:hAnsi="Arial"/>
@@ -21009,7 +21009,7 @@
               <w:spacing w:after="10" w:before="0"/>
               <w:ind w:left="120"/>
             </w:pPr>
-            <w:hyperlink w:history="1" r:id="rIdmgycusxlnanh28jc6kiad">
+            <w:hyperlink w:history="1" r:id="rId7t9u3j4qqmws3pqkhpapc">
               <w:r>
                 <w:rPr>
                   <w:rFonts w:ascii="Arial" w:cs="Arial" w:eastAsia="Arial" w:hAnsi="Arial"/>
@@ -21224,7 +21224,7 @@
             <w:pPr>
               <w:spacing w:after="20" w:before="0"/>
             </w:pPr>
-            <w:hyperlink w:history="1" r:id="rIduaoyxrst_kliygq7x_t5r">
+            <w:hyperlink w:history="1" r:id="rIdmswnfhxm0-egibhdyzip1">
               <w:r>
                 <w:rPr>
                   <w:rFonts w:ascii="Arial" w:cs="Arial" w:eastAsia="Arial" w:hAnsi="Arial"/>
@@ -21273,7 +21273,7 @@
               <w:spacing w:after="10" w:before="0"/>
               <w:ind w:left="120"/>
             </w:pPr>
-            <w:hyperlink w:history="1" r:id="rId5r4fb8b5wwnuwkltfbb21">
+            <w:hyperlink w:history="1" r:id="rIdyvvtxtoc4svlteagbyqum">
               <w:r>
                 <w:rPr>
                   <w:rFonts w:ascii="Arial" w:cs="Arial" w:eastAsia="Arial" w:hAnsi="Arial"/>
@@ -21335,7 +21335,7 @@
               <w:spacing w:after="10" w:before="0"/>
               <w:ind w:left="120"/>
             </w:pPr>
-            <w:hyperlink w:history="1" r:id="rIdcfzvj1pbcewgubysnf0mv">
+            <w:hyperlink w:history="1" r:id="rIdq6cx5raenrle54drwypwr">
               <w:r>
                 <w:rPr>
                   <w:rFonts w:ascii="Arial" w:cs="Arial" w:eastAsia="Arial" w:hAnsi="Arial"/>
@@ -21550,7 +21550,7 @@
             <w:pPr>
               <w:spacing w:after="20" w:before="0"/>
             </w:pPr>
-            <w:hyperlink w:history="1" r:id="rIdc-zr00dtj11bupsouzvvd">
+            <w:hyperlink w:history="1" r:id="rIdot-itdgqt4hrx3hh82i-z">
               <w:r>
                 <w:rPr>
                   <w:rFonts w:ascii="Arial" w:cs="Arial" w:eastAsia="Arial" w:hAnsi="Arial"/>
@@ -21583,7 +21583,7 @@
               <w:spacing w:after="10" w:before="0"/>
               <w:ind w:left="120"/>
             </w:pPr>
-            <w:hyperlink w:history="1" r:id="rIddguoe9gxrwp1efk6z_y6n">
+            <w:hyperlink w:history="1" r:id="rIdt9nu695xuskyeziueq6aw">
               <w:r>
                 <w:rPr>
                   <w:rFonts w:ascii="Arial" w:cs="Arial" w:eastAsia="Arial" w:hAnsi="Arial"/>
@@ -21645,7 +21645,7 @@
               <w:spacing w:after="10" w:before="0"/>
               <w:ind w:left="120"/>
             </w:pPr>
-            <w:hyperlink w:history="1" r:id="rIdwtqzmejtyvlkowdrpcd0q">
+            <w:hyperlink w:history="1" r:id="rIdmxfxsls1kswpkiutctxiz">
               <w:r>
                 <w:rPr>
                   <w:rFonts w:ascii="Arial" w:cs="Arial" w:eastAsia="Arial" w:hAnsi="Arial"/>
@@ -22185,7 +22185,7 @@
         </w:rPr>
         <w:t xml:space="preserve">© 2026 SeaVuria and ARES. Aligned with KICD objectives. Developed by SeaVuria; technical implementation by ARES (with AI assistance from Claude). Licensed under </w:t>
       </w:r>
-      <w:hyperlink w:history="1" r:id="rIdvtj3mcthf8_x69zevmttl">
+      <w:hyperlink w:history="1" r:id="rIdrgmtw6kjiu8fket4iy8uj">
         <w:r>
           <w:rPr>
             <w:rFonts w:ascii="Arial" w:cs="Arial" w:eastAsia="Arial" w:hAnsi="Arial"/>
@@ -22206,7 +22206,7 @@
         </w:rPr>
         <w:t xml:space="preserve"> (</w:t>
       </w:r>
-      <w:hyperlink w:history="1" r:id="rId5--mb7ygxjdemxwehf3ng">
+      <w:hyperlink w:history="1" r:id="rIdjaobgusx4fvfmqzziry0m">
         <w:r>
           <w:rPr>
             <w:rFonts w:ascii="Arial" w:cs="Arial" w:eastAsia="Arial" w:hAnsi="Arial"/>
@@ -23246,7 +23246,7 @@
             <w:pPr>
               <w:spacing w:after="20" w:before="0"/>
             </w:pPr>
-            <w:hyperlink w:history="1" r:id="rId79snmalgjyzmw3lhz6qrz">
+            <w:hyperlink w:history="1" r:id="rIdvi-xzeigbsnab-bdf51v5">
               <w:r>
                 <w:rPr>
                   <w:rFonts w:ascii="Arial" w:cs="Arial" w:eastAsia="Arial" w:hAnsi="Arial"/>
@@ -23279,7 +23279,7 @@
               <w:spacing w:after="10" w:before="0"/>
               <w:ind w:left="120"/>
             </w:pPr>
-            <w:hyperlink w:history="1" r:id="rIdkqqmdvvckxrwmznfbjovy">
+            <w:hyperlink w:history="1" r:id="rIdbbe_bjpysoc2ke3weqzlm">
               <w:r>
                 <w:rPr>
                   <w:rFonts w:ascii="Arial" w:cs="Arial" w:eastAsia="Arial" w:hAnsi="Arial"/>
@@ -23324,7 +23324,7 @@
             <w:pPr>
               <w:spacing w:after="20" w:before="0"/>
             </w:pPr>
-            <w:hyperlink w:history="1" r:id="rIdfx5jrpzdeirgugymd2kr7">
+            <w:hyperlink w:history="1" r:id="rIdfadhskd0otgie-vtrp2l3">
               <w:r>
                 <w:rPr>
                   <w:rFonts w:ascii="Arial" w:cs="Arial" w:eastAsia="Arial" w:hAnsi="Arial"/>
@@ -23357,7 +23357,7 @@
               <w:spacing w:after="10" w:before="0"/>
               <w:ind w:left="120"/>
             </w:pPr>
-            <w:hyperlink w:history="1" r:id="rIdatoshyhoq9dpgm5dlvirw">
+            <w:hyperlink w:history="1" r:id="rId3pk4ngxrxmhzjbl_sendh">
               <w:r>
                 <w:rPr>
                   <w:rFonts w:ascii="Arial" w:cs="Arial" w:eastAsia="Arial" w:hAnsi="Arial"/>
@@ -23557,7 +23557,7 @@
             <w:pPr>
               <w:spacing w:after="20" w:before="0"/>
             </w:pPr>
-            <w:hyperlink w:history="1" r:id="rIdpjbendzvpq2beyxl-kvt3">
+            <w:hyperlink w:history="1" r:id="rIdtrrpfwotmedzv-icv-6zx">
               <w:r>
                 <w:rPr>
                   <w:rFonts w:ascii="Arial" w:cs="Arial" w:eastAsia="Arial" w:hAnsi="Arial"/>
@@ -23590,7 +23590,7 @@
               <w:spacing w:after="10" w:before="0"/>
               <w:ind w:left="120"/>
             </w:pPr>
-            <w:hyperlink w:history="1" r:id="rId5m1gbgiglydgtkhn3cgym">
+            <w:hyperlink w:history="1" r:id="rIdnhpjcnxysvqmxnxg2_wlp">
               <w:r>
                 <w:rPr>
                   <w:rFonts w:ascii="Arial" w:cs="Arial" w:eastAsia="Arial" w:hAnsi="Arial"/>
@@ -23635,7 +23635,7 @@
             <w:pPr>
               <w:spacing w:after="20" w:before="0"/>
             </w:pPr>
-            <w:hyperlink w:history="1" r:id="rId-rhmkarxq3rh6nkfdwoj_">
+            <w:hyperlink w:history="1" r:id="rIdccakty4jf3fanfjavpfd9">
               <w:r>
                 <w:rPr>
                   <w:rFonts w:ascii="Arial" w:cs="Arial" w:eastAsia="Arial" w:hAnsi="Arial"/>
@@ -23668,7 +23668,7 @@
               <w:spacing w:after="10" w:before="0"/>
               <w:ind w:left="120"/>
             </w:pPr>
-            <w:hyperlink w:history="1" r:id="rIdcyuxlmjwacgjityojdlhn">
+            <w:hyperlink w:history="1" r:id="rId9-3pxlqmsu5ijhgxqm3hk">
               <w:r>
                 <w:rPr>
                   <w:rFonts w:ascii="Arial" w:cs="Arial" w:eastAsia="Arial" w:hAnsi="Arial"/>
@@ -23868,7 +23868,7 @@
             <w:pPr>
               <w:spacing w:after="20" w:before="0"/>
             </w:pPr>
-            <w:hyperlink w:history="1" r:id="rId74byou54fgishjnzuwouy">
+            <w:hyperlink w:history="1" r:id="rId1suw8hlz50q-lsimoot-h">
               <w:r>
                 <w:rPr>
                   <w:rFonts w:ascii="Arial" w:cs="Arial" w:eastAsia="Arial" w:hAnsi="Arial"/>
@@ -23917,7 +23917,7 @@
               <w:spacing w:after="10" w:before="0"/>
               <w:ind w:left="120"/>
             </w:pPr>
-            <w:hyperlink w:history="1" r:id="rIdnqwvgq7a4wfyuetmdmrlc">
+            <w:hyperlink w:history="1" r:id="rIdckrsjqbzgruirco-u722v">
               <w:r>
                 <w:rPr>
                   <w:rFonts w:ascii="Arial" w:cs="Arial" w:eastAsia="Arial" w:hAnsi="Arial"/>
@@ -23962,7 +23962,7 @@
             <w:pPr>
               <w:spacing w:after="20" w:before="0"/>
             </w:pPr>
-            <w:hyperlink w:history="1" r:id="rIdokqx5shifalcdo1qx944f">
+            <w:hyperlink w:history="1" r:id="rIdz574y_ypsqzzzx6dlardw">
               <w:r>
                 <w:rPr>
                   <w:rFonts w:ascii="Arial" w:cs="Arial" w:eastAsia="Arial" w:hAnsi="Arial"/>
@@ -24011,7 +24011,7 @@
               <w:spacing w:after="10" w:before="0"/>
               <w:ind w:left="120"/>
             </w:pPr>
-            <w:hyperlink w:history="1" r:id="rIdoujmiazdxrwunaui2rjah">
+            <w:hyperlink w:history="1" r:id="rIdtgo9rm2nfgqv9gbzpg4lv">
               <w:r>
                 <w:rPr>
                   <w:rFonts w:ascii="Arial" w:cs="Arial" w:eastAsia="Arial" w:hAnsi="Arial"/>
@@ -24211,7 +24211,7 @@
             <w:pPr>
               <w:spacing w:after="20" w:before="0"/>
             </w:pPr>
-            <w:hyperlink w:history="1" r:id="rIdsr3zjjkxzovvbbqbn1spm">
+            <w:hyperlink w:history="1" r:id="rIdbqgsvg8kudikt-hivxroa">
               <w:r>
                 <w:rPr>
                   <w:rFonts w:ascii="Arial" w:cs="Arial" w:eastAsia="Arial" w:hAnsi="Arial"/>
@@ -24260,7 +24260,7 @@
               <w:spacing w:after="10" w:before="0"/>
               <w:ind w:left="120"/>
             </w:pPr>
-            <w:hyperlink w:history="1" r:id="rIdtom6lxnn59lu5duzcohxo">
+            <w:hyperlink w:history="1" r:id="rIdhz8jbm4y8srp-vgy72wb-">
               <w:r>
                 <w:rPr>
                   <w:rFonts w:ascii="Arial" w:cs="Arial" w:eastAsia="Arial" w:hAnsi="Arial"/>
@@ -24305,7 +24305,7 @@
             <w:pPr>
               <w:spacing w:after="20" w:before="0"/>
             </w:pPr>
-            <w:hyperlink w:history="1" r:id="rIdyf42kiybum6qxl7tmlmln">
+            <w:hyperlink w:history="1" r:id="rIdcgofjvj1qxttd-e_gxwjt">
               <w:r>
                 <w:rPr>
                   <w:rFonts w:ascii="Arial" w:cs="Arial" w:eastAsia="Arial" w:hAnsi="Arial"/>
@@ -24354,7 +24354,7 @@
               <w:spacing w:after="10" w:before="0"/>
               <w:ind w:left="120"/>
             </w:pPr>
-            <w:hyperlink w:history="1" r:id="rId9zab7-eauga2n3d3wh9zg">
+            <w:hyperlink w:history="1" r:id="rIdicrgfdrsej3vkfwdjto4y">
               <w:r>
                 <w:rPr>
                   <w:rFonts w:ascii="Arial" w:cs="Arial" w:eastAsia="Arial" w:hAnsi="Arial"/>
@@ -24554,7 +24554,7 @@
             <w:pPr>
               <w:spacing w:after="20" w:before="0"/>
             </w:pPr>
-            <w:hyperlink w:history="1" r:id="rIdowzzuo3htvwf2w4hje9pn">
+            <w:hyperlink w:history="1" r:id="rIdlxl2q8ndbvkrcyzpmknhx">
               <w:r>
                 <w:rPr>
                   <w:rFonts w:ascii="Arial" w:cs="Arial" w:eastAsia="Arial" w:hAnsi="Arial"/>
@@ -24603,7 +24603,7 @@
               <w:spacing w:after="10" w:before="0"/>
               <w:ind w:left="120"/>
             </w:pPr>
-            <w:hyperlink w:history="1" r:id="rIdq6kvaec002xv6veuxfvye">
+            <w:hyperlink w:history="1" r:id="rId4mc4w3w4fal6n5haijqxc">
               <w:r>
                 <w:rPr>
                   <w:rFonts w:ascii="Arial" w:cs="Arial" w:eastAsia="Arial" w:hAnsi="Arial"/>
@@ -24648,7 +24648,7 @@
             <w:pPr>
               <w:spacing w:after="20" w:before="0"/>
             </w:pPr>
-            <w:hyperlink w:history="1" r:id="rId_lu4ovcdfu2ylmuqoywvu">
+            <w:hyperlink w:history="1" r:id="rIdtosxcgtg2pxpx6o13ju5i">
               <w:r>
                 <w:rPr>
                   <w:rFonts w:ascii="Arial" w:cs="Arial" w:eastAsia="Arial" w:hAnsi="Arial"/>
@@ -24697,7 +24697,7 @@
               <w:spacing w:after="10" w:before="0"/>
               <w:ind w:left="120"/>
             </w:pPr>
-            <w:hyperlink w:history="1" r:id="rIdcmr6ls_anpeexmzhvqfmg">
+            <w:hyperlink w:history="1" r:id="rIdxn3em8bue82d96sw_c8td">
               <w:r>
                 <w:rPr>
                   <w:rFonts w:ascii="Arial" w:cs="Arial" w:eastAsia="Arial" w:hAnsi="Arial"/>
@@ -25502,7 +25502,7 @@
         </w:rPr>
         <w:t xml:space="preserve">© 2026 SeaVuria and ARES. Aligned with KICD objectives. Developed by SeaVuria; technical implementation by ARES (with AI assistance from Claude). Licensed under </w:t>
       </w:r>
-      <w:hyperlink w:history="1" r:id="rId602wd0tf7ixi2pn7xtro7">
+      <w:hyperlink w:history="1" r:id="rIduey8wawdmxxhyczokckeh">
         <w:r>
           <w:rPr>
             <w:rFonts w:ascii="Arial" w:cs="Arial" w:eastAsia="Arial" w:hAnsi="Arial"/>
@@ -25523,7 +25523,7 @@
         </w:rPr>
         <w:t xml:space="preserve"> (</w:t>
       </w:r>
-      <w:hyperlink w:history="1" r:id="rIdzk_rizicvwzh0tdayqbx5">
+      <w:hyperlink w:history="1" r:id="rIdcoqa6p5-nd4mudpzi2t6j">
         <w:r>
           <w:rPr>
             <w:rFonts w:ascii="Arial" w:cs="Arial" w:eastAsia="Arial" w:hAnsi="Arial"/>
